--- a/examples/demo_q26_p10.docx
+++ b/examples/demo_q26_p10.docx
@@ -19,13 +19,13 @@
         <w:tblLook w:firstColumn="1" w:firstRow="1" w:lastColumn="0" w:lastRow="0" w:noHBand="0" w:noVBand="1" w:val="04A0"/>
       </w:tblPr>
       <w:tblGrid>
-        <w:gridCol w:w="7025"/>
-        <w:gridCol w:w="2839"/>
+        <w:gridCol w:w="7091"/>
+        <w:gridCol w:w="2773"/>
       </w:tblGrid>
       <w:tr>
         <w:tc>
           <w:tcPr>
-            <w:tcW w:type="dxa" w:w="7025"/>
+            <w:tcW w:type="dxa" w:w="7091"/>
           </w:tcPr>
           <w:p>
             <w:pPr>
@@ -39,8 +39,6 @@
               <w:rPr>
                 <w:b/>
                 <w:bCs/>
-                <w:sz w:val="21"/>
-                <w:szCs w:val="21"/>
                 <w:rtl/>
               </w:rPr>
               <w:t>4.</w:t>
@@ -50,8 +48,6 @@
             </w:r>
             <w:r>
               <w:rPr>
-                <w:sz w:val="21"/>
-                <w:szCs w:val="21"/>
                 <w:rtl/>
               </w:rPr>
               <w:t>בפארק שעשועים התקינו רכבת הרים על קרקע מישורית.</w:t>
@@ -61,8 +57,6 @@
             </w:r>
             <w:r>
               <w:rPr>
-                <w:sz w:val="21"/>
-                <w:szCs w:val="21"/>
                 <w:rtl/>
               </w:rPr>
               <w:t>אחד מן הקטעים של מסילת הרכבת הוא בצורת פרבולה.</w:t>
@@ -72,35 +66,23 @@
             </w:r>
             <w:r>
               <w:rPr>
-                <w:sz w:val="21"/>
-                <w:szCs w:val="21"/>
                 <w:rtl/>
               </w:rPr>
               <w:t xml:space="preserve">קטע מסילה זה מתחיל בנקודה </w:t>
             </w:r>
             <m:oMath>
               <m:r>
-                <w:rPr>
-                  <w:sz w:val="21"/>
-                  <w:szCs w:val="21"/>
-                </w:rPr>
                 <m:t>A</m:t>
               </m:r>
             </m:oMath>
             <w:r>
               <w:rPr>
-                <w:sz w:val="21"/>
-                <w:szCs w:val="21"/>
                 <w:rtl/>
               </w:rPr>
               <w:t xml:space="preserve"> על ציר ה־</w:t>
             </w:r>
             <m:oMath>
               <m:r>
-                <w:rPr>
-                  <w:sz w:val="21"/>
-                  <w:szCs w:val="21"/>
-                </w:rPr>
                 <m:t>y</m:t>
               </m:r>
             </m:oMath>
@@ -109,25 +91,17 @@
             </w:r>
             <w:r>
               <w:rPr>
-                <w:sz w:val="21"/>
-                <w:szCs w:val="21"/>
                 <w:rtl/>
               </w:rPr>
               <w:t xml:space="preserve">ומסתיים בנקודה </w:t>
             </w:r>
             <m:oMath>
               <m:r>
-                <w:rPr>
-                  <w:sz w:val="21"/>
-                  <w:szCs w:val="21"/>
-                </w:rPr>
                 <m:t>B</m:t>
               </m:r>
             </m:oMath>
             <w:r>
               <w:rPr>
-                <w:sz w:val="21"/>
-                <w:szCs w:val="21"/>
                 <w:rtl/>
               </w:rPr>
               <w:t xml:space="preserve"> (ראו סרטוט).</w:t>
@@ -137,90 +111,52 @@
             </w:r>
             <w:r>
               <w:rPr>
-                <w:sz w:val="21"/>
-                <w:szCs w:val="21"/>
                 <w:rtl/>
               </w:rPr>
-              <w:t xml:space="preserve">קטע זה מתואר על ידי הפונקציה </w:t>
+              <w:t xml:space="preserve">קטע זה מתואר על ידי הפונקצייה </w:t>
             </w:r>
             <m:oMath>
               <m:r>
-                <w:rPr>
-                  <w:sz w:val="21"/>
-                  <w:szCs w:val="21"/>
-                </w:rPr>
                 <m:t>f</m:t>
               </m:r>
               <m:r>
                 <m:rPr>
                   <m:sty m:val="p"/>
                 </m:rPr>
-                <w:rPr>
-                  <w:sz w:val="21"/>
-                  <w:szCs w:val="21"/>
-                </w:rPr>
                 <m:t>(</m:t>
               </m:r>
               <m:r>
-                <w:rPr>
-                  <w:sz w:val="21"/>
-                  <w:szCs w:val="21"/>
-                </w:rPr>
                 <m:t>x</m:t>
               </m:r>
               <m:r>
                 <m:rPr>
                   <m:sty m:val="p"/>
                 </m:rPr>
-                <w:rPr>
-                  <w:sz w:val="21"/>
-                  <w:szCs w:val="21"/>
-                </w:rPr>
                 <m:t>)</m:t>
               </m:r>
               <m:r>
                 <m:rPr>
                   <m:sty m:val="p"/>
                 </m:rPr>
-                <w:rPr>
-                  <w:sz w:val="21"/>
-                  <w:szCs w:val="21"/>
-                </w:rPr>
                 <m:t>=</m:t>
               </m:r>
               <m:r>
                 <m:rPr>
                   <m:sty m:val="p"/>
                 </m:rPr>
-                <w:rPr>
-                  <w:sz w:val="21"/>
-                  <w:szCs w:val="21"/>
-                </w:rPr>
                 <m:t>−</m:t>
               </m:r>
               <m:r>
-                <w:rPr>
-                  <w:sz w:val="21"/>
-                  <w:szCs w:val="21"/>
-                </w:rPr>
                 <m:t>0.25</m:t>
               </m:r>
               <m:sSup>
                 <m:e>
                   <m:r>
-                    <w:rPr>
-                      <w:sz w:val="21"/>
-                      <w:szCs w:val="21"/>
-                    </w:rPr>
                     <m:t>x</m:t>
                   </m:r>
                 </m:e>
                 <m:sup>
                   <m:r>
-                    <w:rPr>
-                      <w:sz w:val="21"/>
-                      <w:szCs w:val="21"/>
-                    </w:rPr>
                     <m:t>2</m:t>
                   </m:r>
                 </m:sup>
@@ -229,48 +165,26 @@
                 <m:rPr>
                   <m:sty m:val="p"/>
                 </m:rPr>
-                <w:rPr>
-                  <w:sz w:val="21"/>
-                  <w:szCs w:val="21"/>
-                </w:rPr>
                 <m:t>+</m:t>
               </m:r>
               <m:r>
-                <w:rPr>
-                  <w:sz w:val="21"/>
-                  <w:szCs w:val="21"/>
-                </w:rPr>
                 <m:t>3</m:t>
               </m:r>
               <m:r>
-                <w:rPr>
-                  <w:sz w:val="21"/>
-                  <w:szCs w:val="21"/>
-                </w:rPr>
                 <m:t>x</m:t>
               </m:r>
               <m:r>
                 <m:rPr>
                   <m:sty m:val="p"/>
                 </m:rPr>
-                <w:rPr>
-                  <w:sz w:val="21"/>
-                  <w:szCs w:val="21"/>
-                </w:rPr>
                 <m:t>+</m:t>
               </m:r>
               <m:r>
-                <w:rPr>
-                  <w:sz w:val="21"/>
-                  <w:szCs w:val="21"/>
-                </w:rPr>
                 <m:t>7</m:t>
               </m:r>
             </m:oMath>
             <w:r>
               <w:rPr>
-                <w:sz w:val="21"/>
-                <w:szCs w:val="21"/>
                 <w:rtl/>
               </w:rPr>
               <w:t xml:space="preserve"> .</w:t>
@@ -280,42 +194,28 @@
             </w:r>
             <w:r>
               <w:rPr>
-                <w:sz w:val="21"/>
-                <w:szCs w:val="21"/>
                 <w:rtl/>
               </w:rPr>
               <w:t>ציר ה־</w:t>
             </w:r>
             <m:oMath>
               <m:r>
-                <w:rPr>
-                  <w:sz w:val="21"/>
-                  <w:szCs w:val="21"/>
-                </w:rPr>
                 <m:t>x</m:t>
               </m:r>
             </m:oMath>
             <w:r>
               <w:rPr>
-                <w:sz w:val="21"/>
-                <w:szCs w:val="21"/>
                 <w:rtl/>
               </w:rPr>
               <w:t xml:space="preserve"> מתאר את המרחק האופקי (במטרים) מן הנקודה </w:t>
             </w:r>
             <m:oMath>
               <m:r>
-                <w:rPr>
-                  <w:sz w:val="21"/>
-                  <w:szCs w:val="21"/>
-                </w:rPr>
                 <m:t>A</m:t>
               </m:r>
             </m:oMath>
             <w:r>
               <w:rPr>
-                <w:sz w:val="21"/>
-                <w:szCs w:val="21"/>
                 <w:rtl/>
               </w:rPr>
               <w:t xml:space="preserve"> .</w:t>
@@ -325,25 +225,17 @@
             </w:r>
             <w:r>
               <w:rPr>
-                <w:sz w:val="21"/>
-                <w:szCs w:val="21"/>
                 <w:rtl/>
               </w:rPr>
               <w:t>ציר ה־</w:t>
             </w:r>
             <m:oMath>
               <m:r>
-                <w:rPr>
-                  <w:sz w:val="21"/>
-                  <w:szCs w:val="21"/>
-                </w:rPr>
                 <m:t>y</m:t>
               </m:r>
             </m:oMath>
             <w:r>
               <w:rPr>
-                <w:sz w:val="21"/>
-                <w:szCs w:val="21"/>
                 <w:rtl/>
               </w:rPr>
               <w:t xml:space="preserve"> מתאר את גובה המסילה (במטרים) מעל הקרקע.</w:t>
@@ -398,7 +290,7 @@
         </w:tc>
         <w:tc>
           <w:tcPr>
-            <w:tcW w:type="dxa" w:w="2839"/>
+            <w:tcW w:type="dxa" w:w="2773"/>
           </w:tcPr>
           <w:p>
             <w:pPr>
@@ -408,7 +300,7 @@
             <w:r>
               <w:drawing>
                 <wp:inline xmlns:a="http://schemas.openxmlformats.org/drawingml/2006/main" xmlns:pic="http://schemas.openxmlformats.org/drawingml/2006/picture">
-                  <wp:extent cx="1625182" cy="1901341"/>
+                  <wp:extent cx="1583543" cy="1852626"/>
                   <wp:docPr id="1" name="Picture 1" descr="קטע מסילה פרבולי מ־A על ציר y עד B, עם עמודי תמיכה"/>
                   <wp:cNvGraphicFramePr>
                     <a:graphicFrameLocks noChangeAspect="1"/>
@@ -429,7 +321,7 @@
                         <pic:spPr>
                           <a:xfrm>
                             <a:off x="0" y="0"/>
-                            <a:ext cx="1625182" cy="1901341"/>
+                            <a:ext cx="1583543" cy="1852626"/>
                           </a:xfrm>
                           <a:prstGeom prst="rect"/>
                         </pic:spPr>
